--- a/Sorting algo/practical-7/25DCE014-FDSA_Practical-7.docx
+++ b/Sorting algo/practical-7/25DCE014-FDSA_Practical-7.docx
@@ -495,6 +495,57 @@
           <w:szCs w:val="28"/>
         </w:rPr>
       </w:pPr>
+      <w:r>
+        <w:rPr>
+          <w:rFonts w:hint="default" w:ascii="Times New Roman" w:hAnsi="Times New Roman" w:cs="Times New Roman"/>
+          <w:b/>
+          <w:bCs/>
+          <w:sz w:val="28"/>
+          <w:szCs w:val="28"/>
+        </w:rPr>
+        <w:fldChar w:fldCharType="begin"/>
+      </w:r>
+      <w:r>
+        <w:rPr>
+          <w:rFonts w:hint="default" w:ascii="Times New Roman" w:hAnsi="Times New Roman" w:cs="Times New Roman"/>
+          <w:b/>
+          <w:bCs/>
+          <w:sz w:val="28"/>
+          <w:szCs w:val="28"/>
+        </w:rPr>
+        <w:instrText xml:space="preserve"> HYPERLINK "https://github.com/yakshu205/DSA/tree/main/Sorting%20algo/practical-7" </w:instrText>
+      </w:r>
+      <w:r>
+        <w:rPr>
+          <w:rFonts w:hint="default" w:ascii="Times New Roman" w:hAnsi="Times New Roman" w:cs="Times New Roman"/>
+          <w:b/>
+          <w:bCs/>
+          <w:sz w:val="28"/>
+          <w:szCs w:val="28"/>
+        </w:rPr>
+        <w:fldChar w:fldCharType="separate"/>
+      </w:r>
+      <w:r>
+        <w:rPr>
+          <w:rStyle w:val="15"/>
+          <w:rFonts w:hint="default" w:ascii="Times New Roman" w:hAnsi="Times New Roman" w:cs="Times New Roman"/>
+          <w:b/>
+          <w:bCs/>
+          <w:sz w:val="28"/>
+          <w:szCs w:val="28"/>
+        </w:rPr>
+        <w:t>https://github.com/yakshu205/DSA/tree/main/Sorting%20algo/practical-7</w:t>
+      </w:r>
+      <w:r>
+        <w:rPr>
+          <w:rFonts w:hint="default" w:ascii="Times New Roman" w:hAnsi="Times New Roman" w:cs="Times New Roman"/>
+          <w:b/>
+          <w:bCs/>
+          <w:sz w:val="28"/>
+          <w:szCs w:val="28"/>
+        </w:rPr>
+        <w:fldChar w:fldCharType="end"/>
+      </w:r>
     </w:p>
     <w:p>
       <w:pPr>
@@ -705,7 +756,64 @@
         <w:t>Link:</w:t>
       </w:r>
     </w:p>
-    <w:p/>
+    <w:p>
+      <w:pPr>
+        <w:jc w:val="both"/>
+      </w:pPr>
+      <w:r>
+        <w:rPr>
+          <w:rFonts w:hint="default" w:ascii="Times New Roman" w:hAnsi="Times New Roman" w:cs="Times New Roman"/>
+          <w:b/>
+          <w:bCs/>
+          <w:sz w:val="28"/>
+          <w:szCs w:val="28"/>
+        </w:rPr>
+        <w:fldChar w:fldCharType="begin"/>
+      </w:r>
+      <w:r>
+        <w:rPr>
+          <w:rFonts w:hint="default" w:ascii="Times New Roman" w:hAnsi="Times New Roman" w:cs="Times New Roman"/>
+          <w:b/>
+          <w:bCs/>
+          <w:sz w:val="28"/>
+          <w:szCs w:val="28"/>
+        </w:rPr>
+        <w:instrText xml:space="preserve"> HYPERLINK "https://github.com/yakshu205/DSA/tree/main/Sorting%20algo/practical-7" </w:instrText>
+      </w:r>
+      <w:r>
+        <w:rPr>
+          <w:rFonts w:hint="default" w:ascii="Times New Roman" w:hAnsi="Times New Roman" w:cs="Times New Roman"/>
+          <w:b/>
+          <w:bCs/>
+          <w:sz w:val="28"/>
+          <w:szCs w:val="28"/>
+        </w:rPr>
+        <w:fldChar w:fldCharType="separate"/>
+      </w:r>
+      <w:r>
+        <w:rPr>
+          <w:rStyle w:val="15"/>
+          <w:rFonts w:hint="default" w:ascii="Times New Roman" w:hAnsi="Times New Roman" w:cs="Times New Roman"/>
+          <w:b/>
+          <w:bCs/>
+          <w:sz w:val="28"/>
+          <w:szCs w:val="28"/>
+        </w:rPr>
+        <w:t>https://github.com/yakshu205/DSA/tree/main/Sorting%20algo/practical-7</w:t>
+      </w:r>
+      <w:r>
+        <w:rPr>
+          <w:rFonts w:hint="default" w:ascii="Times New Roman" w:hAnsi="Times New Roman" w:cs="Times New Roman"/>
+          <w:b/>
+          <w:bCs/>
+          <w:sz w:val="28"/>
+          <w:szCs w:val="28"/>
+        </w:rPr>
+        <w:fldChar w:fldCharType="end"/>
+      </w:r>
+      <w:bookmarkStart w:id="1" w:name="_GoBack"/>
+      <w:bookmarkEnd w:id="1"/>
+    </w:p>
     <w:p>
       <w:pPr>
         <w:rPr>
@@ -810,16 +918,7 @@
           <w:sz w:val="28"/>
           <w:szCs w:val="28"/>
         </w:rPr>
-        <w:t>The program implements an unlimited queue using a linked list, allowing patients to be added dynamically without a fixed capacity. If atten</w:t>
-      </w:r>
-      <w:bookmarkStart w:id="1" w:name="_GoBack"/>
-      <w:bookmarkEnd w:id="1"/>
-      <w:r>
-        <w:rPr>
-          <w:sz w:val="28"/>
-          <w:szCs w:val="28"/>
-        </w:rPr>
-        <w:t>d is called when the queue is empty, it displays an error message and performs no operation.</w:t>
+        <w:t>The program implements an unlimited queue using a linked list, allowing patients to be added dynamically without a fixed capacity. If attend is called when the queue is empty, it displays an error message and performs no operation.</w:t>
       </w:r>
     </w:p>
     <w:p>
